--- a/extrakty/doc/TC278WG5/extract_15762_(2014).docx
+++ b/extrakty/doc/TC278WG5/extract_15762_(2014).docx
@@ -872,7 +872,7 @@
           <w:i w:val="1"/>
           <w:rtl w:val="0"/>
         </w:rPr>
-        <w:t xml:space="preserve">(Road Side Equippment)</w:t>
+        <w:t xml:space="preserve">(Road Side Equipment)</w:t>
       </w:r>
     </w:p>
     <w:p>

--- a/extrakty/doc/TC278WG5/extract_15762_(2014).docx
+++ b/extrakty/doc/TC278WG5/extract_15762_(2014).docx
@@ -437,7 +437,7 @@
         <w:rPr>
           <w:rtl w:val="0"/>
         </w:rPr>
-        <w:t xml:space="preserve">CEN ISO/TS 14907-1 a 2 postupy zkoušek uživatelského i pevného zařízení.</w:t>
+        <w:t xml:space="preserve">CEN ISO/TS 14907-1 a CEN ISO/TS 14907-2 postupy zkoušek uživatelského i pevného zařízení.</w:t>
       </w:r>
       <w:r>
         <w:rPr>
@@ -679,7 +679,7 @@
         <w:rPr>
           <w:rtl w:val="0"/>
         </w:rPr>
-        <w:t xml:space="preserve">Obr 1 vyznačení oblastí (šedá barva) kde může být umístěna oblast čelního skla bez pokovené vrstvy, vzhledem k podélnému středu čelního skla (obrázek 4 normy)</w:t>
+        <w:t xml:space="preserve">Obrázek 1 – Vyznačení oblastí (šedá barva), kde může být umístěna oblast čelního skla bez pokovené vrstvy, vzhledem k podélnému středu čelního skla (obrázek 4 normy)</w:t>
       </w:r>
     </w:p>
     <w:p>

--- a/extrakty/doc/TC278WG5/extract_15762_(2014).docx
+++ b/extrakty/doc/TC278WG5/extract_15762_(2014).docx
@@ -241,7 +241,7 @@
           <w:rtl w:val="0"/>
         </w:rPr>
         <w:tab/>
-        <w:t xml:space="preserve">10 stran</w:t>
+        <w:t xml:space="preserve">Vydána 2008, 10 stran</w:t>
       </w:r>
       <w:r>
         <w:rPr>
@@ -290,7 +290,7 @@
         <w:rPr>
           <w:rtl w:val="0"/>
         </w:rPr>
-        <w:t xml:space="preserve">Poznámka: Extrakt přejímá původní číslování kapitol</w:t>
+        <w:t xml:space="preserve">Poznámka: Extrakt uvádí vybrané kapitoly popisovaného dokumentu a přejímá původní číslování kapitol.</w:t>
       </w:r>
     </w:p>
     <w:p>
@@ -403,6 +403,49 @@
       <w:pPr>
         <w:pStyle w:val="Heading1"/>
         <w:pBdr/>
+        <w:spacing w:before="200" w:lineRule="auto"/>
+        <w:contextualSpacing w:val="0"/>
+        <w:rPr/>
+      </w:pPr>
+      <w:bookmarkStart w:colFirst="0" w:colLast="0" w:name="_e0s3u5l75ag9" w:id="6"/>
+      <w:bookmarkEnd w:id="6"/>
+      <w:r>
+        <w:rPr>
+          <w:rtl w:val="0"/>
+        </w:rPr>
+        <w:t xml:space="preserve">1 Předmět normy</w:t>
+      </w:r>
+    </w:p>
+    <w:p>
+      <w:pPr>
+        <w:pBdr/>
+        <w:contextualSpacing w:val="0"/>
+        <w:rPr/>
+      </w:pPr>
+      <w:r>
+        <w:rPr>
+          <w:rtl w:val="0"/>
+        </w:rPr>
+        <w:t xml:space="preserve">Do vozidel jsou montována metalizovaná skla (kovové mikro-částečky v jedné z vrstev skla), které zvyšují efektivitu klimatizace a zkracují dobu potřebnou pro odmrazení skla. Tato vrstva ale dramaticky zvyšuje útlum signálu DSRC, který z 2-5 dB pro normální skla stoupá na 20-40 dB.</w:t>
+      </w:r>
+    </w:p>
+    <w:p>
+      <w:pPr>
+        <w:pBdr/>
+        <w:contextualSpacing w:val="0"/>
+        <w:rPr/>
+      </w:pPr>
+      <w:r>
+        <w:rPr>
+          <w:rtl w:val="0"/>
+        </w:rPr>
+        <w:t xml:space="preserve">Tato technická zpráva navrhuje řešení, které je ale platné pouze pro vozidla s vyšším sklonem čelního skla. Navrhované řešení tedy NELZE použít pro autobusy či kamiony!</w:t>
+      </w:r>
+    </w:p>
+    <w:p>
+      <w:pPr>
+        <w:pStyle w:val="Heading1"/>
+        <w:pBdr/>
         <w:contextualSpacing w:val="0"/>
         <w:rPr/>
       </w:pPr>
@@ -449,43 +492,236 @@
       <w:pPr>
         <w:pStyle w:val="Heading1"/>
         <w:pBdr/>
-        <w:spacing w:before="200" w:lineRule="auto"/>
-        <w:contextualSpacing w:val="0"/>
-        <w:rPr/>
-      </w:pPr>
-      <w:bookmarkStart w:colFirst="0" w:colLast="0" w:name="_e0s3u5l75ag9" w:id="6"/>
-      <w:bookmarkEnd w:id="6"/>
-      <w:r>
-        <w:rPr>
-          <w:rtl w:val="0"/>
-        </w:rPr>
-        <w:t xml:space="preserve">1 Předmět normy</w:t>
-      </w:r>
-    </w:p>
-    <w:p>
-      <w:pPr>
-        <w:pBdr/>
-        <w:contextualSpacing w:val="0"/>
-        <w:rPr/>
-      </w:pPr>
-      <w:r>
-        <w:rPr>
-          <w:rtl w:val="0"/>
-        </w:rPr>
-        <w:t xml:space="preserve">Do vozidel jsou montována metalizovaná skla (kovové mikro-částečky v jedné z vrstev skla), které zvyšují efektivitu klimatizace a zkracují dobu potřebnou pro odmrazení skla. Tato vrstva ale dramaticky zvyšuje útlum signálu DSRC, který z 2-5 dB pro normální skla stoupá na 20-40 dB.</w:t>
-      </w:r>
-    </w:p>
-    <w:p>
-      <w:pPr>
-        <w:pBdr/>
-        <w:contextualSpacing w:val="0"/>
-        <w:rPr/>
-      </w:pPr>
-      <w:r>
-        <w:rPr>
-          <w:rtl w:val="0"/>
-        </w:rPr>
-        <w:t xml:space="preserve">Tato technická zpráva navrhuje řešení, které je ale platné pouze pro vozidla s vyšším sklonem čelního skla. Navrhované řešení tedy NELZE použít pro autobusy či kamiony!</w:t>
+        <w:contextualSpacing w:val="0"/>
+        <w:rPr/>
+      </w:pPr>
+      <w:bookmarkStart w:colFirst="0" w:colLast="0" w:name="_4yhrpgtbqovq" w:id="9"/>
+      <w:bookmarkEnd w:id="9"/>
+      <w:r>
+        <w:rPr>
+          <w:rtl w:val="0"/>
+        </w:rPr>
+        <w:t xml:space="preserve">Termíny a definice</w:t>
+      </w:r>
+    </w:p>
+    <w:p>
+      <w:pPr>
+        <w:pBdr/>
+        <w:contextualSpacing w:val="0"/>
+        <w:rPr>
+          <w:b w:val="1"/>
+        </w:rPr>
+      </w:pPr>
+      <w:r>
+        <w:rPr>
+          <w:rtl w:val="0"/>
+        </w:rPr>
+        <w:t xml:space="preserve">Tato technická zpráva neobsahuje kapitolu s definicemi termínů.</w:t>
+      </w:r>
+    </w:p>
+    <w:p>
+      <w:pPr>
+        <w:pBdr/>
+        <w:contextualSpacing w:val="0"/>
+        <w:rPr/>
+      </w:pPr>
+      <w:r>
+        <w:rPr>
+          <w:rtl w:val="0"/>
+        </w:rPr>
+        <w:t xml:space="preserve">Další termíny a zkratky z oboru ITS jsou obsaženy ve slovníku ITS terminology.</w:t>
+      </w:r>
+    </w:p>
+    <w:p>
+      <w:pPr>
+        <w:pStyle w:val="Heading1"/>
+        <w:pBdr/>
+        <w:contextualSpacing w:val="0"/>
+        <w:rPr/>
+      </w:pPr>
+      <w:bookmarkStart w:colFirst="0" w:colLast="0" w:name="_4yhrpgtbqovq" w:id="9"/>
+      <w:bookmarkEnd w:id="9"/>
+      <w:r>
+        <w:rPr>
+          <w:rtl w:val="0"/>
+        </w:rPr>
+        <w:t xml:space="preserve">Symboly a zkratky</w:t>
+      </w:r>
+    </w:p>
+    <w:p>
+      <w:pPr>
+        <w:pBdr/>
+        <w:contextualSpacing w:val="0"/>
+        <w:rPr/>
+      </w:pPr>
+      <w:r>
+        <w:rPr>
+          <w:rtl w:val="0"/>
+        </w:rPr>
+        <w:t xml:space="preserve">Tato kapitola v dokumentu zcela chybí. Vzhledem k čitelnosti extraktu alespoň uvedeme používané zkratky zde.</w:t>
+      </w:r>
+    </w:p>
+    <w:p>
+      <w:pPr>
+        <w:pBdr/>
+        <w:contextualSpacing w:val="0"/>
+        <w:rPr>
+          <w:i w:val="1"/>
+        </w:rPr>
+      </w:pPr>
+      <w:r>
+        <w:rPr>
+          <w:b w:val="1"/>
+          <w:rtl w:val="0"/>
+        </w:rPr>
+        <w:t xml:space="preserve">DSRC</w:t>
+        <w:tab/>
+      </w:r>
+      <w:r>
+        <w:rPr>
+          <w:rtl w:val="0"/>
+        </w:rPr>
+        <w:t xml:space="preserve">vyhrazené spojení krátkého dosahu </w:t>
+      </w:r>
+      <w:r>
+        <w:rPr>
+          <w:i w:val="1"/>
+          <w:rtl w:val="0"/>
+        </w:rPr>
+        <w:t xml:space="preserve">(Dedicated Short Range Communication)</w:t>
+      </w:r>
+    </w:p>
+    <w:p>
+      <w:pPr>
+        <w:pBdr/>
+        <w:contextualSpacing w:val="0"/>
+        <w:rPr>
+          <w:i w:val="1"/>
+        </w:rPr>
+      </w:pPr>
+      <w:r>
+        <w:rPr>
+          <w:b w:val="1"/>
+          <w:rtl w:val="0"/>
+        </w:rPr>
+        <w:t xml:space="preserve">EFC</w:t>
+        <w:tab/>
+      </w:r>
+      <w:r>
+        <w:rPr>
+          <w:rtl w:val="0"/>
+        </w:rPr>
+        <w:t xml:space="preserve">elektronický výběr poplatků</w:t>
+      </w:r>
+      <w:r>
+        <w:rPr>
+          <w:rtl w:val="0"/>
+        </w:rPr>
+        <w:t xml:space="preserve"> </w:t>
+      </w:r>
+      <w:r>
+        <w:rPr>
+          <w:i w:val="1"/>
+          <w:rtl w:val="0"/>
+        </w:rPr>
+        <w:t xml:space="preserve">(Electronic Fee Collection)</w:t>
+      </w:r>
+    </w:p>
+    <w:p>
+      <w:pPr>
+        <w:pBdr/>
+        <w:contextualSpacing w:val="0"/>
+        <w:rPr>
+          <w:i w:val="1"/>
+        </w:rPr>
+      </w:pPr>
+      <w:r>
+        <w:rPr>
+          <w:b w:val="1"/>
+          <w:rtl w:val="0"/>
+        </w:rPr>
+        <w:t xml:space="preserve">OBU</w:t>
+        <w:tab/>
+      </w:r>
+      <w:r>
+        <w:rPr>
+          <w:rtl w:val="0"/>
+        </w:rPr>
+        <w:t xml:space="preserve">zařízení ve vozidle</w:t>
+      </w:r>
+      <w:r>
+        <w:rPr>
+          <w:rtl w:val="0"/>
+        </w:rPr>
+        <w:t xml:space="preserve"> </w:t>
+      </w:r>
+      <w:r>
+        <w:rPr>
+          <w:i w:val="1"/>
+          <w:rtl w:val="0"/>
+        </w:rPr>
+        <w:t xml:space="preserve">(On Board Unit)</w:t>
+      </w:r>
+    </w:p>
+    <w:p>
+      <w:pPr>
+        <w:pBdr/>
+        <w:contextualSpacing w:val="0"/>
+        <w:rPr>
+          <w:i w:val="1"/>
+        </w:rPr>
+      </w:pPr>
+      <w:r>
+        <w:rPr>
+          <w:b w:val="1"/>
+          <w:rtl w:val="0"/>
+        </w:rPr>
+        <w:t xml:space="preserve">RSE</w:t>
+        <w:tab/>
+      </w:r>
+      <w:r>
+        <w:rPr>
+          <w:rtl w:val="0"/>
+        </w:rPr>
+        <w:t xml:space="preserve">zařízení podél pozemní komunikace</w:t>
+      </w:r>
+      <w:r>
+        <w:rPr>
+          <w:rtl w:val="0"/>
+        </w:rPr>
+        <w:t xml:space="preserve"> </w:t>
+      </w:r>
+      <w:r>
+        <w:rPr>
+          <w:i w:val="1"/>
+          <w:rtl w:val="0"/>
+        </w:rPr>
+        <w:t xml:space="preserve">(Road Side Equipment)</w:t>
+      </w:r>
+    </w:p>
+    <w:p>
+      <w:pPr>
+        <w:pBdr/>
+        <w:contextualSpacing w:val="0"/>
+        <w:rPr/>
+      </w:pPr>
+      <w:r>
+        <w:rPr>
+          <w:rtl w:val="0"/>
+        </w:rPr>
+        <w:t xml:space="preserve">Další termíny a zkratky z oboru ITS jsou obsaženy ve slovníku ITS terminology (www.ITSterminology.org).</w:t>
+      </w:r>
+    </w:p>
+    <w:p>
+      <w:pPr>
+        <w:pBdr/>
+        <w:contextualSpacing w:val="0"/>
+        <w:rPr/>
+      </w:pPr>
+      <w:r>
+        <w:rPr>
+          <w:rtl w:val="0"/>
+        </w:rPr>
       </w:r>
     </w:p>
     <w:p>
@@ -706,185 +942,6 @@
           <w:rtl w:val="0"/>
         </w:rPr>
         <w:t xml:space="preserve">Touto kapitolou tato technická zpráva končí.</w:t>
-      </w:r>
-    </w:p>
-    <w:p>
-      <w:pPr>
-        <w:pStyle w:val="Heading1"/>
-        <w:pBdr/>
-        <w:contextualSpacing w:val="0"/>
-        <w:rPr/>
-      </w:pPr>
-      <w:bookmarkStart w:colFirst="0" w:colLast="0" w:name="_4yhrpgtbqovq" w:id="9"/>
-      <w:bookmarkEnd w:id="9"/>
-      <w:r>
-        <w:rPr>
-          <w:rtl w:val="0"/>
-        </w:rPr>
-        <w:t xml:space="preserve">Zkratky</w:t>
-      </w:r>
-    </w:p>
-    <w:p>
-      <w:pPr>
-        <w:pBdr/>
-        <w:contextualSpacing w:val="0"/>
-        <w:rPr/>
-      </w:pPr>
-      <w:r>
-        <w:rPr>
-          <w:rtl w:val="0"/>
-        </w:rPr>
-        <w:t xml:space="preserve">Tato kapitola v dokumentu zcela chybí. Vzhledem k čitelnosti extraktu alespoň uvedeme používané zkratky zde.</w:t>
-      </w:r>
-    </w:p>
-    <w:p>
-      <w:pPr>
-        <w:pBdr/>
-        <w:contextualSpacing w:val="0"/>
-        <w:rPr>
-          <w:i w:val="1"/>
-        </w:rPr>
-      </w:pPr>
-      <w:r>
-        <w:rPr>
-          <w:b w:val="1"/>
-          <w:rtl w:val="0"/>
-        </w:rPr>
-        <w:t xml:space="preserve">DSRC</w:t>
-        <w:tab/>
-      </w:r>
-      <w:r>
-        <w:rPr>
-          <w:rtl w:val="0"/>
-        </w:rPr>
-        <w:t xml:space="preserve">vyhrazené spojení krátkého dosahu </w:t>
-      </w:r>
-      <w:r>
-        <w:rPr>
-          <w:i w:val="1"/>
-          <w:rtl w:val="0"/>
-        </w:rPr>
-        <w:t xml:space="preserve">(Dedicated Short Range Communication)</w:t>
-      </w:r>
-    </w:p>
-    <w:p>
-      <w:pPr>
-        <w:pBdr/>
-        <w:contextualSpacing w:val="0"/>
-        <w:rPr>
-          <w:i w:val="1"/>
-        </w:rPr>
-      </w:pPr>
-      <w:r>
-        <w:rPr>
-          <w:b w:val="1"/>
-          <w:rtl w:val="0"/>
-        </w:rPr>
-        <w:t xml:space="preserve">EFC</w:t>
-        <w:tab/>
-      </w:r>
-      <w:r>
-        <w:rPr>
-          <w:rtl w:val="0"/>
-        </w:rPr>
-        <w:t xml:space="preserve">elektronický výběr poplatků</w:t>
-      </w:r>
-      <w:r>
-        <w:rPr>
-          <w:rtl w:val="0"/>
-        </w:rPr>
-        <w:t xml:space="preserve"> </w:t>
-      </w:r>
-      <w:r>
-        <w:rPr>
-          <w:i w:val="1"/>
-          <w:rtl w:val="0"/>
-        </w:rPr>
-        <w:t xml:space="preserve">(Electronic Fee Collection)</w:t>
-      </w:r>
-    </w:p>
-    <w:p>
-      <w:pPr>
-        <w:pBdr/>
-        <w:contextualSpacing w:val="0"/>
-        <w:rPr>
-          <w:i w:val="1"/>
-        </w:rPr>
-      </w:pPr>
-      <w:r>
-        <w:rPr>
-          <w:b w:val="1"/>
-          <w:rtl w:val="0"/>
-        </w:rPr>
-        <w:t xml:space="preserve">OBU</w:t>
-        <w:tab/>
-      </w:r>
-      <w:r>
-        <w:rPr>
-          <w:rtl w:val="0"/>
-        </w:rPr>
-        <w:t xml:space="preserve">zařízení ve vozidle</w:t>
-      </w:r>
-      <w:r>
-        <w:rPr>
-          <w:rtl w:val="0"/>
-        </w:rPr>
-        <w:t xml:space="preserve"> </w:t>
-      </w:r>
-      <w:r>
-        <w:rPr>
-          <w:i w:val="1"/>
-          <w:rtl w:val="0"/>
-        </w:rPr>
-        <w:t xml:space="preserve">(On Board Unit)</w:t>
-      </w:r>
-    </w:p>
-    <w:p>
-      <w:pPr>
-        <w:pBdr/>
-        <w:contextualSpacing w:val="0"/>
-        <w:rPr>
-          <w:i w:val="1"/>
-        </w:rPr>
-      </w:pPr>
-      <w:r>
-        <w:rPr>
-          <w:b w:val="1"/>
-          <w:rtl w:val="0"/>
-        </w:rPr>
-        <w:t xml:space="preserve">RSE</w:t>
-        <w:tab/>
-      </w:r>
-      <w:r>
-        <w:rPr>
-          <w:rtl w:val="0"/>
-        </w:rPr>
-        <w:t xml:space="preserve">zařízení podél pozemní komunikace</w:t>
-      </w:r>
-      <w:r>
-        <w:rPr>
-          <w:rtl w:val="0"/>
-        </w:rPr>
-        <w:t xml:space="preserve"> </w:t>
-      </w:r>
-      <w:r>
-        <w:rPr>
-          <w:i w:val="1"/>
-          <w:rtl w:val="0"/>
-        </w:rPr>
-        <w:t xml:space="preserve">(Road Side Equipment)</w:t>
-      </w:r>
-    </w:p>
-    <w:p>
-      <w:pPr>
-        <w:pBdr/>
-        <w:contextualSpacing w:val="0"/>
-        <w:rPr/>
-      </w:pPr>
-      <w:r>
-        <w:rPr>
-          <w:rtl w:val="0"/>
-        </w:rPr>
       </w:r>
     </w:p>
     <w:sectPr>

--- a/extrakty/doc/TC278WG5/extract_15762_(2014).docx
+++ b/extrakty/doc/TC278WG5/extract_15762_(2014).docx
@@ -208,7 +208,7 @@
                 <w:szCs w:val="28"/>
                 <w:rtl w:val="0"/>
               </w:rPr>
-              <w:t xml:space="preserve">01 8388</w:t>
+              <w:t xml:space="preserve"/>
             </w:r>
             <w:r>
               <w:rPr>
